--- a/docs/manuales/docx/Anexo_D_Documentacion_de_Usuario.docx
+++ b/docs/manuales/docx/Anexo_D_Documentacion_de_Usuario.docx
@@ -647,7 +647,7 @@
           <w:sz w:val="22"/>
           <w:szCs w:val="22"/>
         </w:rPr>
-        <w:t xml:space="preserve">	12</w:t>
+        <w:t xml:space="preserve">	13</w:t>
       </w:r>
     </w:p>
     <w:p>
@@ -944,7 +944,7 @@
           <w:sz w:val="22"/>
           <w:szCs w:val="22"/>
         </w:rPr>
-        <w:t xml:space="preserve">	19</w:t>
+        <w:t xml:space="preserve">	20</w:t>
       </w:r>
     </w:p>
     <w:p>
@@ -998,7 +998,7 @@
           <w:sz w:val="22"/>
           <w:szCs w:val="22"/>
         </w:rPr>
-        <w:t xml:space="preserve">	21</w:t>
+        <w:t xml:space="preserve">	22</w:t>
       </w:r>
     </w:p>
     <w:p>
@@ -1025,7 +1025,7 @@
           <w:sz w:val="22"/>
           <w:szCs w:val="22"/>
         </w:rPr>
-        <w:t xml:space="preserve">	22</w:t>
+        <w:t xml:space="preserve">	23</w:t>
       </w:r>
     </w:p>
     <w:p>
@@ -1052,7 +1052,7 @@
           <w:sz w:val="22"/>
           <w:szCs w:val="22"/>
         </w:rPr>
-        <w:t xml:space="preserve">	23</w:t>
+        <w:t xml:space="preserve">	24</w:t>
       </w:r>
     </w:p>
     <w:p>
@@ -1079,7 +1079,7 @@
           <w:sz w:val="22"/>
           <w:szCs w:val="22"/>
         </w:rPr>
-        <w:t xml:space="preserve">	24</w:t>
+        <w:t xml:space="preserve">	25</w:t>
       </w:r>
     </w:p>
     <w:p>
@@ -2042,6 +2042,20 @@
     </w:p>
     <w:p>
       <w:pPr>
+        <w:spacing w:after="160" w:line="300"/>
+        <w:jc w:val="both"/>
+      </w:pPr>
+      <w:r>
+        <w:rPr>
+          <w:rFonts w:ascii="Times New Roman" w:cs="Times New Roman" w:eastAsia="Times New Roman" w:hAnsi="Times New Roman"/>
+          <w:sz w:val="24"/>
+          <w:szCs w:val="24"/>
+        </w:rPr>
+        <w:t xml:space="preserve">Los «últimos artículos de la dirección» se actualizan solos: la web consulta el perfil público de ORCID de la directora, el subdirector y el secretario académico (una vez al día) y muestra el artículo más reciente de cada uno, con su revista y su enlace. No hay que mantener esa banda a mano; la lista del panel queda únicamente como reserva por si ORCID no respondiera.</w:t>
+      </w:r>
+    </w:p>
+    <w:p>
+      <w:pPr>
         <w:pStyle w:val="Heading4"/>
         <w:spacing w:after="120" w:before="280"/>
       </w:pPr>
@@ -2349,7 +2363,7 @@
           <w:sz w:val="24"/>
           <w:szCs w:val="24"/>
         </w:rPr>
-        <w:t xml:space="preserve">La página de Eventos separa los próximos de los pasados, con tipo, fechas y lugar. Desde ella se accede a la página del Seminario del IUCE, el encuentro anual de los grupos, organizada por ediciones anuales con su crónica y sus actas.</w:t>
+        <w:t xml:space="preserve">La página de Eventos separa los próximos de los celebrados automáticamente a partir de sus fechas (no hay que actualizar nada cuando un evento pasa; solo «Cancelado» se marca a mano en el panel), con tipo, fechas, lugar e imagen. Desde ella se accede a la página del Seminario del IUCE, el encuentro anual de los grupos, organizada por ediciones anuales con su crónica y sus actas.</w:t>
       </w:r>
     </w:p>
     <w:p>
@@ -2928,7 +2942,7 @@
           <w:sz w:val="24"/>
           <w:szCs w:val="24"/>
         </w:rPr>
-        <w:t xml:space="preserve">El área de miembros se abre desde el icono de la llave de la cabecera (o directamente en /miembros). No hay contraseñas: se escribe el correo institucional y el sistema envía un enlace de acceso de un solo uso, válido durante 30 minutos. Puede entrar cualquier miembro del Instituto cuyo correo figure en su ficha pública; además, la administración puede autorizar otras direcciones. Si el sistema no reconoce la dirección, indica a quién escribir para solicitar el acceso.</w:t>
+        <w:t xml:space="preserve">El área de miembros se abre desde el icono de la llave de la cabecera (o directamente en /miembros). No hay contraseñas: se escribe el correo institucional y el sistema envía un enlace de acceso de un solo uso, válido durante 30 minutos. Puede entrar cualquier miembro del Instituto cuyo correo figure en su ficha pública; además, la administración puede autorizar otras direcciones. Si el sistema no reconoce la dirección, indica a quién escribir para solicitar el acceso. El área es solo en español (por eso el conmutador ES|EN no se muestra dentro de ella).</w:t>
       </w:r>
     </w:p>
     <w:p>
@@ -3715,7 +3729,7 @@
           <w:sz w:val="24"/>
           <w:szCs w:val="24"/>
         </w:rPr>
-        <w:t xml:space="preserve">Todos los textos de las páginas «fijas» (Instituto, Formación, Transferencia, Estadísticas…) se editan aquí, organizados por página. Hay dos tipos de pieza: bloques de texto y listas estructuradas (elementos con campos como etiqueta y valor, icono seleccionable y flechas para reordenar; con los botones de añadir y eliminar). Cada pieza tiene su botón «Restablecer original» para volver al texto de fábrica. Los cambios se publican al guardar, sin pasos intermedios.</w:t>
+        <w:t xml:space="preserve">Todos los textos de las páginas «fijas» (Instituto, Formación, Transferencia, Estadísticas…) se editan aquí, organizados por página y agrupados por secciones (Cabecera, Perfil, Edificio histórico…). Hay tres tipos de pieza, cada una con el control adecuado: bloques de texto con editor visual, enlaces (un campo de URL con botón «Abrir» para probarlo; vacío = ocultar el elemento en la web) y listas estructuradas (elementos con campos como etiqueta y valor, icono seleccionable y flechas para reordenar; con los botones de añadir y eliminar). Cada pieza tiene su botón «Restablecer original» para volver al valor de fábrica. Los cambios se publican al guardar, sin pasos intermedios.</w:t>
       </w:r>
     </w:p>
     <w:p>
@@ -3923,7 +3937,7 @@
           <w:sz w:val="24"/>
           <w:szCs w:val="24"/>
         </w:rPr>
-        <w:t xml:space="preserve">La sección de Miembros gestiona el directorio: datos de la ficha (nombre, área, cargo, correo, extensión), enlaces de investigación (portal, ORCID, Scopus), grupo de investigación, orden y visibilidad. La fotografía puede subirse desde el equipo (se recorta y optimiza automáticamente), elegirse de las ya existentes en la biblioteca o indicarse por URL. Los miembros del consejo asesor se gestionan igual, asignándoles su área.</w:t>
+        <w:t xml:space="preserve">La sección de Miembros separa el directorio en dos bloques: «Equipo de dirección y administración» (quienes tienen cargo: Directora, Subdirector, Secretario Académico, personal técnico y administrativo) y «Miembros» (el resto). Cada fila tiene su botón «Editar», que abre la ficha completa: nombre, cargo (lo que decide en qué bloque aparece), área, correo, extensión, enlaces de investigación (portal, ORCID, Scopus), grupo, orden y visibilidad. La fotografía puede subirse desde el equipo (se recorta y optimiza automáticamente), elegirse de las ya existentes en la biblioteca o indicarse por URL. Los miembros del consejo asesor se gestionan igual, asignándoles su área.</w:t>
       </w:r>
     </w:p>
     <w:p>
@@ -4027,7 +4041,7 @@
           <w:sz w:val="24"/>
           <w:szCs w:val="24"/>
         </w:rPr>
-        <w:t xml:space="preserve">Grupos mantiene los grupos de investigación (nombre en ambos idiomas, responsable, logo, distintivo y enlace). Eventos gestiona la agenda (tipo, fechas, lugar, enlace e imagen ilustrativa). Proyectos administra el catálogo importado de la memoria de acreditación: la casilla «Proyecto del IUCE» decide si un proyecto aparece en la web pública, y cada ficha admite editar financiador, investigadores principales, ámbito, importe y periodo.</w:t>
+        <w:t xml:space="preserve">Grupos mantiene los grupos de investigación (nombre en ambos idiomas, responsable, logo, distintivo y enlace); al escribir el responsable se sugieren los miembros del IUCE para elegirlo de la lista (admite también un nombre externo). Eventos gestiona la agenda (tipo, fechas, lugar, enlace e imagen ilustrativa); en la web, «próximo» o «celebrado» se calcula solo con las fechas, así que el estado únicamente se toca para cancelar. Proyectos administra el catálogo importado de la memoria de acreditación: la casilla «Proyecto del IUCE» decide si un proyecto aparece en la web pública, y cada ficha admite editar financiador, investigadores principales, ámbito, importe y periodo.</w:t>
       </w:r>
     </w:p>
     <w:p>
